--- a/mps-nivel-c/oficial/01_apoio/cap/REG-CAP-005_Sessao-Treinamento-Mai2026.docx
+++ b/mps-nivel-c/oficial/01_apoio/cap/REG-CAP-005_Sessao-Treinamento-Mai2026.docx
@@ -34,7 +34,7 @@
           <w:color w:val="555555"/>
           <w:sz w:val="20"/>
         </w:rPr>
-        <w:t>REG-CAP-005   ·   Versão Data   ·   15/05/2026   ·   Timeware Brasil</w:t>
+        <w:t>REG-CAP-005   ·   Versão 1.1   ·   15/05/2026   ·   Timeware Brasil</w:t>
       </w:r>
     </w:p>
     <w:p>
@@ -226,7 +226,7 @@
                 <w:i w:val="0"/>
                 <w:sz w:val="20"/>
               </w:rPr>
-              <w:t>1.0</w:t>
+              <w:t>1.1</w:t>
             </w:r>
           </w:p>
         </w:tc>
@@ -1896,6 +1896,167 @@
           </w:p>
         </w:tc>
       </w:tr>
+      <w:tr>
+        <w:trPr>
+          <w:cantSplit w:val="1"/>
+        </w:trPr>
+        <w:tc>
+          <w:tcPr>
+            <w:tcW w:type="dxa" w:w="1484"/>
+            <w:tcMar>
+              <w:top w:w="60" w:type="dxa"/>
+              <w:bottom w:w="60" w:type="dxa"/>
+              <w:left w:w="100" w:type="dxa"/>
+              <w:right w:w="100" w:type="dxa"/>
+            </w:tcMar>
+            <w:shd w:val="clear" w:color="auto" w:fill="EBF5FB"/>
+          </w:tcPr>
+          <w:p>
+            <w:pPr>
+              <w:spacing w:before="40" w:after="40"/>
+            </w:pPr>
+            <w:r>
+              <w:rPr>
+                <w:rFonts w:ascii="Calibri" w:hAnsi="Calibri"/>
+                <w:b w:val="0"/>
+                <w:i w:val="0"/>
+                <w:sz w:val="20"/>
+              </w:rPr>
+              <w:t>Felipe Siqueira</w:t>
+            </w:r>
+          </w:p>
+        </w:tc>
+        <w:tc>
+          <w:tcPr>
+            <w:tcW w:type="dxa" w:w="1484"/>
+            <w:tcMar>
+              <w:top w:w="60" w:type="dxa"/>
+              <w:bottom w:w="60" w:type="dxa"/>
+              <w:left w:w="100" w:type="dxa"/>
+              <w:right w:w="100" w:type="dxa"/>
+            </w:tcMar>
+            <w:shd w:val="clear" w:color="auto" w:fill="EBF5FB"/>
+          </w:tcPr>
+          <w:p>
+            <w:pPr>
+              <w:spacing w:before="40" w:after="40"/>
+            </w:pPr>
+            <w:r>
+              <w:rPr>
+                <w:rFonts w:ascii="Calibri" w:hAnsi="Calibri"/>
+                <w:b w:val="0"/>
+                <w:i w:val="0"/>
+                <w:sz w:val="20"/>
+              </w:rPr>
+              <w:t>Dev</w:t>
+            </w:r>
+          </w:p>
+        </w:tc>
+        <w:tc>
+          <w:tcPr>
+            <w:tcW w:type="dxa" w:w="1484"/>
+            <w:tcMar>
+              <w:top w:w="60" w:type="dxa"/>
+              <w:bottom w:w="60" w:type="dxa"/>
+              <w:left w:w="100" w:type="dxa"/>
+              <w:right w:w="100" w:type="dxa"/>
+            </w:tcMar>
+            <w:shd w:val="clear" w:color="auto" w:fill="EBF5FB"/>
+          </w:tcPr>
+          <w:p>
+            <w:pPr>
+              <w:spacing w:before="40" w:after="40"/>
+            </w:pPr>
+            <w:r>
+              <w:rPr>
+                <w:rFonts w:ascii="Calibri" w:hAnsi="Calibri"/>
+                <w:b w:val="0"/>
+                <w:i w:val="0"/>
+                <w:sz w:val="20"/>
+              </w:rPr>
+              <w:t>S</w:t>
+            </w:r>
+          </w:p>
+        </w:tc>
+        <w:tc>
+          <w:tcPr>
+            <w:tcW w:type="dxa" w:w="1484"/>
+            <w:tcMar>
+              <w:top w:w="60" w:type="dxa"/>
+              <w:bottom w:w="60" w:type="dxa"/>
+              <w:left w:w="100" w:type="dxa"/>
+              <w:right w:w="100" w:type="dxa"/>
+            </w:tcMar>
+            <w:shd w:val="clear" w:color="auto" w:fill="EBF5FB"/>
+          </w:tcPr>
+          <w:p>
+            <w:pPr>
+              <w:spacing w:before="40" w:after="40"/>
+            </w:pPr>
+            <w:r>
+              <w:rPr>
+                <w:rFonts w:ascii="Calibri" w:hAnsi="Calibri"/>
+                <w:b w:val="0"/>
+                <w:i w:val="0"/>
+                <w:sz w:val="20"/>
+              </w:rPr>
+              <w:t>83</w:t>
+            </w:r>
+          </w:p>
+        </w:tc>
+        <w:tc>
+          <w:tcPr>
+            <w:tcW w:type="dxa" w:w="1484"/>
+            <w:tcMar>
+              <w:top w:w="60" w:type="dxa"/>
+              <w:bottom w:w="60" w:type="dxa"/>
+              <w:left w:w="100" w:type="dxa"/>
+              <w:right w:w="100" w:type="dxa"/>
+            </w:tcMar>
+            <w:shd w:val="clear" w:color="auto" w:fill="EBF5FB"/>
+          </w:tcPr>
+          <w:p>
+            <w:pPr>
+              <w:spacing w:before="40" w:after="40"/>
+            </w:pPr>
+            <w:r>
+              <w:rPr>
+                <w:rFonts w:ascii="Calibri" w:hAnsi="Calibri"/>
+                <w:b w:val="0"/>
+                <w:i w:val="0"/>
+                <w:sz w:val="20"/>
+              </w:rPr>
+              <w:t>AVA-CAP-003: 78</w:t>
+            </w:r>
+          </w:p>
+        </w:tc>
+        <w:tc>
+          <w:tcPr>
+            <w:tcW w:type="dxa" w:w="1484"/>
+            <w:tcMar>
+              <w:top w:w="60" w:type="dxa"/>
+              <w:bottom w:w="60" w:type="dxa"/>
+              <w:left w:w="100" w:type="dxa"/>
+              <w:right w:w="100" w:type="dxa"/>
+            </w:tcMar>
+            <w:shd w:val="clear" w:color="auto" w:fill="EBF5FB"/>
+          </w:tcPr>
+          <w:p>
+            <w:pPr>
+              <w:spacing w:before="40" w:after="40"/>
+            </w:pPr>
+            <w:r>
+              <w:rPr>
+                <w:rFonts w:ascii="Calibri" w:hAnsi="Calibri"/>
+                <w:b w:val="0"/>
+                <w:i w:val="0"/>
+                <w:sz w:val="20"/>
+              </w:rPr>
+              <w:t>Aprovado</w:t>
+            </w:r>
+          </w:p>
+        </w:tc>
+      </w:tr>
     </w:tbl>
     <w:p>
       <w:pPr>
@@ -1926,7 +2087,7 @@
           <w:i w:val="0"/>
           <w:sz w:val="22"/>
         </w:rPr>
-        <w:t>Taxa de aprovação: 4/4 (100%). Evolução significativa em relação à primeira turma (dez/2024): média do AVA-CAP-001 subiu de 76 para 89. Melhoria atribuída à revisão dos materiais realizada em 2025-2026.</w:t>
+        <w:t>Taxa de aprovação: 5/5 (100%). Média do AVA-CAP-001: 87,6. Evolução significativa em relação à primeira turma (dez/2024): média subiu de 76 para 87,6. Melhoria atribuída à revisão dos materiais realizada em 2025-2026. Felipe Siqueira participou pela primeira vez da reciclagem técnica (ingresso mar/2026).</w:t>
       </w:r>
     </w:p>
     <w:p>
@@ -2303,6 +2464,112 @@
                 <w:i w:val="0"/>
                 <w:sz w:val="20"/>
               </w:rPr>
+              <w:t>1.1</w:t>
+            </w:r>
+          </w:p>
+        </w:tc>
+        <w:tc>
+          <w:tcPr>
+            <w:tcW w:type="dxa" w:w="2225"/>
+            <w:tcMar>
+              <w:top w:w="60" w:type="dxa"/>
+              <w:bottom w:w="60" w:type="dxa"/>
+              <w:left w:w="100" w:type="dxa"/>
+              <w:right w:w="100" w:type="dxa"/>
+            </w:tcMar>
+          </w:tcPr>
+          <w:p>
+            <w:pPr>
+              <w:spacing w:before="40" w:after="40"/>
+            </w:pPr>
+            <w:r>
+              <w:rPr>
+                <w:rFonts w:ascii="Calibri" w:hAnsi="Calibri"/>
+                <w:b w:val="0"/>
+                <w:i w:val="0"/>
+                <w:sz w:val="20"/>
+              </w:rPr>
+              <w:t>16/06/2026</w:t>
+            </w:r>
+          </w:p>
+        </w:tc>
+        <w:tc>
+          <w:tcPr>
+            <w:tcW w:type="dxa" w:w="2225"/>
+            <w:tcMar>
+              <w:top w:w="60" w:type="dxa"/>
+              <w:bottom w:w="60" w:type="dxa"/>
+              <w:left w:w="100" w:type="dxa"/>
+              <w:right w:w="100" w:type="dxa"/>
+            </w:tcMar>
+          </w:tcPr>
+          <w:p>
+            <w:pPr>
+              <w:spacing w:before="40" w:after="40"/>
+            </w:pPr>
+            <w:r>
+              <w:rPr>
+                <w:rFonts w:ascii="Calibri" w:hAnsi="Calibri"/>
+                <w:b w:val="0"/>
+                <w:i w:val="0"/>
+                <w:sz w:val="20"/>
+              </w:rPr>
+              <w:t>Time de Melhoria Contínua</w:t>
+            </w:r>
+          </w:p>
+        </w:tc>
+        <w:tc>
+          <w:tcPr>
+            <w:tcW w:type="dxa" w:w="2225"/>
+            <w:tcMar>
+              <w:top w:w="60" w:type="dxa"/>
+              <w:bottom w:w="60" w:type="dxa"/>
+              <w:left w:w="100" w:type="dxa"/>
+              <w:right w:w="100" w:type="dxa"/>
+            </w:tcMar>
+          </w:tcPr>
+          <w:p>
+            <w:pPr>
+              <w:spacing w:before="40" w:after="40"/>
+            </w:pPr>
+            <w:r>
+              <w:rPr>
+                <w:rFonts w:ascii="Calibri" w:hAnsi="Calibri"/>
+                <w:b w:val="0"/>
+                <w:i w:val="0"/>
+                <w:sz w:val="20"/>
+              </w:rPr>
+              <w:t>Incluído Felipe Siqueira (Dev); taxa de aprovação e §4 atualizados</w:t>
+            </w:r>
+          </w:p>
+        </w:tc>
+      </w:tr>
+      <w:tr>
+        <w:trPr>
+          <w:cantSplit w:val="1"/>
+        </w:trPr>
+        <w:tc>
+          <w:tcPr>
+            <w:tcW w:type="dxa" w:w="2225"/>
+            <w:tcMar>
+              <w:top w:w="60" w:type="dxa"/>
+              <w:bottom w:w="60" w:type="dxa"/>
+              <w:left w:w="100" w:type="dxa"/>
+              <w:right w:w="100" w:type="dxa"/>
+            </w:tcMar>
+            <w:shd w:val="clear" w:color="auto" w:fill="F0F4F8"/>
+          </w:tcPr>
+          <w:p>
+            <w:pPr>
+              <w:spacing w:before="40" w:after="40"/>
+            </w:pPr>
+            <w:r>
+              <w:rPr>
+                <w:rFonts w:ascii="Calibri" w:hAnsi="Calibri"/>
+                <w:b/>
+                <w:i w:val="0"/>
+                <w:sz w:val="20"/>
+              </w:rPr>
               <w:t>1.0</w:t>
             </w:r>
           </w:p>
@@ -2423,7 +2690,7 @@
         <w:color w:val="555555"/>
         <w:sz w:val="16"/>
       </w:rPr>
-      <w:t>vData  ·  15/05/2026</w:t>
+      <w:t>v1.1  ·  15/05/2026</w:t>
     </w:r>
     <w:r>
       <w:tab/>
@@ -2485,7 +2752,7 @@
         <w:color w:val="555555"/>
         <w:sz w:val="16"/>
       </w:rPr>
-      <w:t>vData  ·  15/05/2026</w:t>
+      <w:t>v1.1  ·  15/05/2026</w:t>
     </w:r>
     <w:r>
       <w:tab/>
